--- a/Science Books/Evolution/04 - The First Cells - LUCA Microbes and the Three-Billion-Year Wait.docx
+++ b/Science Books/Evolution/04 - The First Cells - LUCA Microbes and the Three-Billion-Year Wait.docx
@@ -5,6 +5,8 @@
     <w:p>
       <w:pPr>
         <w:pStyle w:val="Title"/>
+        <w:ind w:left="0" w:right="0" w:firstLine="0"/>
+        <w:jc w:val="center"/>
       </w:pPr>
       <w:r>
         <w:t>Life: Science for Everyone</w:t>
@@ -13,6 +15,8 @@
     <w:p>
       <w:pPr>
         <w:pStyle w:val="Heading1"/>
+        <w:ind w:left="0" w:right="0" w:firstLine="0"/>
+        <w:jc w:val="center"/>
       </w:pPr>
       <w:r>
         <w:t>Chapter 4</w:t>
@@ -21,6 +25,8 @@
     <w:p>
       <w:pPr>
         <w:pStyle w:val="Heading1"/>
+        <w:ind w:left="0" w:right="0" w:firstLine="0"/>
+        <w:jc w:val="center"/>
       </w:pPr>
       <w:r>
         <w:t>The First Cells: LUCA, Microbes and the Three-Billion-Year Wait</w:t>
@@ -29,791 +35,1104 @@
     <w:p>
       <w:pPr>
         <w:pStyle w:val="Heading1"/>
+        <w:ind w:left="0" w:right="0" w:firstLine="0"/>
+        <w:jc w:val="center"/>
       </w:pPr>
       <w:r>
         <w:t>The Oldest Fossils Are Not What You Expect</w:t>
       </w:r>
     </w:p>
     <w:p>
-      <w:pPr/>
+      <w:pPr>
+        <w:ind w:left="0" w:right="0" w:firstLine="0"/>
+        <w:jc w:val="center"/>
+      </w:pPr>
       <w:r>
-        <w:t>There are no bones from the beginning.</w:t>
+        <w:t>There are no bones from the very beginning of life.</w:t>
       </w:r>
-    </w:p>
-    <w:p>
-      <w:pPr/>
       <w:r>
-        <w:t>There are mats.</w:t>
+        <w:br/>
+        <w:br/>
+        <w:t>There are mats instead.</w:t>
       </w:r>
-    </w:p>
-    <w:p>
-      <w:pPr/>
       <w:r>
-        <w:t>In shallow water in a few places on Earth, colonies of microbes still build layered mounds called stromatolites, trapping sediment one film at a time.</w:t>
+        <w:br/>
+        <w:br/>
+        <w:t xml:space="preserve">In a few shallow, sunlit spots on Earth today, colonies of microbes still build layered mounds called </w:t>
       </w:r>
-    </w:p>
-    <w:p>
-      <w:pPr/>
       <w:r>
-        <w:t>Rocks in Western Australia contain the same layered structures.</w:t>
+        <w:rPr>
+          <w:b/>
+        </w:rPr>
+        <w:t>stromatolites</w:t>
       </w:r>
-    </w:p>
-    <w:p>
-      <w:pPr/>
       <w:r>
+        <w:t>.</w:t>
+      </w:r>
+      <w:r>
+        <w:br/>
+        <w:br/>
+        <w:t>A stromatolite is basically a microbe apartment building, growing one thin, sticky floor of trapped sand at a time.</w:t>
+      </w:r>
+      <w:r>
+        <w:br/>
+        <w:br/>
+        <w:t>Rocks in Western Australia hold fossils of the same kind of mound.</w:t>
+      </w:r>
+      <w:r>
+        <w:br/>
+        <w:br/>
         <w:t>They are about three and a half billion years old.</w:t>
       </w:r>
-    </w:p>
-    <w:p>
-      <w:pPr/>
       <w:r>
-        <w:t>That is the most widely accepted evidence for early life, and it is a humble one: not a creature, but the sediment that creatures left behind.</w:t>
+        <w:br/>
+        <w:br/>
+        <w:t>Picture Earth's whole history squeezed into one calendar year.</w:t>
       </w:r>
-    </w:p>
-    <w:p>
-      <w:pPr/>
       <w:r>
-        <w:t>There are older hints.</w:t>
+        <w:br/>
+        <w:br/>
+        <w:t>On that scale, these mounds appear around early April.</w:t>
       </w:r>
-    </w:p>
-    <w:p>
-      <w:pPr/>
       <w:r>
-        <w:t>Certain carbon in rocks nearly four billion years old carries the isotope signature that living chemistry tends to leave.</w:t>
+        <w:br/>
+        <w:br/>
+        <w:t>This is the strongest evidence we have for early life.</w:t>
       </w:r>
-    </w:p>
-    <w:p>
-      <w:pPr/>
       <w:r>
-        <w:t>Those hints are argued over, because rocks that old have been cooked and squeezed so thoroughly that chemistry alone might explain them.</w:t>
+        <w:br/>
+        <w:br/>
+        <w:t>It is a humble kind of evidence: not a creature, just the layered mess creatures left behind.</w:t>
       </w:r>
-    </w:p>
-    <w:p>
-      <w:pPr/>
       <w:r>
-        <w:t>So the honest statement is this.</w:t>
+        <w:br/>
+        <w:br/>
+        <w:t>There are older, shakier hints.</w:t>
       </w:r>
-    </w:p>
-    <w:p>
-      <w:pPr/>
       <w:r>
-        <w:t>Life was here by three and a half billion years ago, and possibly earlier.</w:t>
+        <w:br/>
+        <w:br/>
+        <w:t>Some carbon trapped in rocks nearly four billion years old carries a chemical signature that living things tend to leave.</w:t>
       </w:r>
-    </w:p>
-    <w:p>
-      <w:pPr/>
       <w:r>
-        <w:t>The Earth itself is about four and a half billion years old.</w:t>
+        <w:br/>
+        <w:br/>
+        <w:t>Scientists call it an isotope fingerprint.</w:t>
       </w:r>
-    </w:p>
-    <w:p>
-      <w:pPr/>
       <w:r>
-        <w:t>Life started early.</w:t>
+        <w:br/>
+        <w:br/>
+        <w:t>Scientists still argue about those older hints.</w:t>
       </w:r>
-    </w:p>
-    <w:p>
-      <w:pPr/>
       <w:r>
-        <w:t>Then, for a very long time, it did almost nothing you could see.</w:t>
+        <w:br/>
+        <w:br/>
+        <w:t>Rocks that ancient have been baked and squeezed so hard that ordinary chemistry might explain the signature too, with no life involved.</w:t>
+      </w:r>
+      <w:r>
+        <w:br/>
+        <w:br/>
+        <w:t>So here is the honest, careful summary.</w:t>
+      </w:r>
+      <w:r>
+        <w:br/>
+        <w:br/>
+        <w:t>Life was on Earth by three and a half billion years ago, and maybe earlier.</w:t>
+      </w:r>
+      <w:r>
+        <w:br/>
+        <w:br/>
+        <w:t>Earth itself is about four and a half billion years old.</w:t>
+      </w:r>
+      <w:r>
+        <w:br/>
+        <w:br/>
+        <w:t>So life got started early, almost as soon as the planet cooled enough to allow it.</w:t>
+      </w:r>
+      <w:r>
+        <w:br/>
+        <w:br/>
+        <w:t>Then, for a very long stretch, nothing about it changed much that you could actually see.</w:t>
       </w:r>
     </w:p>
     <w:p>
       <w:pPr>
         <w:pStyle w:val="Heading1"/>
+        <w:ind w:left="0" w:right="0" w:firstLine="0"/>
+        <w:jc w:val="center"/>
       </w:pPr>
       <w:r>
         <w:t>Meet Your Ancestor, Who Was a Crowd</w:t>
       </w:r>
     </w:p>
     <w:p>
-      <w:pPr/>
+      <w:pPr>
+        <w:ind w:left="0" w:right="0" w:firstLine="0"/>
+        <w:jc w:val="center"/>
+      </w:pPr>
       <w:r>
-        <w:t>Every living thing on Earth uses the same genetic code, the same basic machinery for reading genes, and the same energy currency.</w:t>
+        <w:t>Every living thing on Earth shares the same genetic code, the same basic gene-reading machinery, and the same energy currency.</w:t>
       </w:r>
-    </w:p>
-    <w:p>
-      <w:pPr/>
       <w:r>
-        <w:t>That sameness has one reasonable explanation.</w:t>
+        <w:br/>
+        <w:br/>
+        <w:t>That is a strange kind of sameness.</w:t>
       </w:r>
-    </w:p>
-    <w:p>
-      <w:pPr/>
       <w:r>
-        <w:t>We all descend from a common ancestor.</w:t>
+        <w:br/>
+        <w:br/>
+        <w:t>It has one good explanation.</w:t>
       </w:r>
-    </w:p>
-    <w:p>
-      <w:pPr/>
       <w:r>
-        <w:t>Biologists call it LUCA, the last universal common ancestor.</w:t>
+        <w:br/>
+        <w:br/>
+        <w:t>We all descend from one common ancestor.</w:t>
       </w:r>
-    </w:p>
-    <w:p>
-      <w:pPr/>
       <w:r>
-        <w:t>Two corrections are needed at once.</w:t>
+        <w:br/>
+        <w:br/>
+        <w:t xml:space="preserve">Biologists have a name for that ancestor: </w:t>
       </w:r>
-    </w:p>
-    <w:p>
-      <w:pPr/>
       <w:r>
-        <w:t>LUCA was not the first living thing. It was the most recent ancestor shared by everything alive now. Earlier lineages existed and left no descendants, the way most families eventually do.</w:t>
+        <w:rPr>
+          <w:b/>
+        </w:rPr>
+        <w:t>LUCA</w:t>
       </w:r>
-    </w:p>
-    <w:p>
-      <w:pPr/>
       <w:r>
-        <w:t>And LUCA was not an individual. It was a population, a community of cells swapping genes and competing, from which one lineage of machinery happened to inherit the future.</w:t>
+        <w:t>, short for the last universal common ancestor.</w:t>
       </w:r>
-    </w:p>
-    <w:p>
-      <w:pPr/>
       <w:r>
-        <w:t>Think of it less as Adam and more as a village.</w:t>
+        <w:br/>
+        <w:br/>
+        <w:t>Two corrections matter right away.</w:t>
       </w:r>
-    </w:p>
-    <w:p>
-      <w:pPr/>
       <w:r>
-        <w:t>What we can reconstruct about the village is impressive.</w:t>
+        <w:br/>
+        <w:br/>
+        <w:t>First, LUCA was not the very first living thing.</w:t>
       </w:r>
-    </w:p>
-    <w:p>
-      <w:pPr/>
       <w:r>
-        <w:t>It already had genes made of DNA, proteins built from the standard amino acids, ribosomes to build them, and a membrane with the machinery to make energy across it.</w:t>
+        <w:br/>
+        <w:br/>
+        <w:t>It was only the most recent ancestor shared by everything alive today.</w:t>
       </w:r>
-    </w:p>
-    <w:p>
-      <w:pPr/>
       <w:r>
-        <w:t>Most of the basic toolkit was in place before the tree of life split.</w:t>
+        <w:br/>
+        <w:br/>
+        <w:t>Earlier life-forms existed too, but they left no descendants, the way most family lines eventually die out.</w:t>
+      </w:r>
+      <w:r>
+        <w:br/>
+        <w:br/>
+        <w:t>Second, LUCA was not one individual, like a person or even a single cell.</w:t>
+      </w:r>
+      <w:r>
+        <w:br/>
+        <w:br/>
+        <w:t>It was a population: a whole community of cells swapping genes and competing with each other.</w:t>
+      </w:r>
+      <w:r>
+        <w:br/>
+        <w:br/>
+        <w:t>One lineage of that community's machinery happened to be the one that survived into everything alive now.</w:t>
+      </w:r>
+      <w:r>
+        <w:br/>
+        <w:br/>
+        <w:t>So think of LUCA not as a single starting ancestor, but as an entire village.</w:t>
+      </w:r>
+      <w:r>
+        <w:br/>
+        <w:br/>
+        <w:t>And that village already had an impressive toolkit.</w:t>
+      </w:r>
+      <w:r>
+        <w:br/>
+        <w:br/>
+        <w:t>It already had genes made of DNA.</w:t>
+      </w:r>
+      <w:r>
+        <w:br/>
+        <w:br/>
+        <w:t>It had proteins built from the same building blocks every cell still uses.</w:t>
+      </w:r>
+      <w:r>
+        <w:br/>
+        <w:br/>
+        <w:t>It had ribosomes, the cell's protein-building machines, to construct those proteins.</w:t>
+      </w:r>
+      <w:r>
+        <w:br/>
+        <w:br/>
+        <w:t>And it had a membrane wrapped in the machinery needed to make energy.</w:t>
+      </w:r>
+      <w:r>
+        <w:br/>
+        <w:br/>
+        <w:t>In short, most of life's basic tools were already invented before the tree of life split into separate branches.</w:t>
       </w:r>
     </w:p>
     <w:p>
       <w:pPr>
         <w:pStyle w:val="Heading1"/>
+        <w:ind w:left="0" w:right="0" w:firstLine="0"/>
+        <w:jc w:val="center"/>
       </w:pPr>
       <w:r>
         <w:t>The Fingerprint</w:t>
       </w:r>
     </w:p>
     <w:p>
-      <w:pPr/>
+      <w:pPr>
+        <w:ind w:left="0" w:right="0" w:firstLine="0"/>
+        <w:jc w:val="center"/>
+      </w:pPr>
       <w:r>
-        <w:t>Why are we so sure about common descent?</w:t>
+        <w:t>Why are scientists so confident about one common ancestor?</w:t>
       </w:r>
-    </w:p>
-    <w:p>
-      <w:pPr/>
       <w:r>
-        <w:t>Because of arbitrary choices that everything shares.</w:t>
+        <w:br/>
+        <w:br/>
+        <w:t>Because of arbitrary choices that every living thing shares.</w:t>
       </w:r>
-    </w:p>
-    <w:p>
-      <w:pPr/>
       <w:r>
-        <w:t>The genetic code maps triplets of DNA letters to amino acids. There is no chemical reason the triplet for one amino acid could not have been assigned to another.</w:t>
+        <w:br/>
+        <w:br/>
+        <w:t>Here is what that means.</w:t>
       </w:r>
-    </w:p>
-    <w:p>
-      <w:pPr/>
       <w:r>
-        <w:t>It is a convention, like driving on the right.</w:t>
+        <w:br/>
+        <w:br/>
+        <w:t xml:space="preserve">The </w:t>
       </w:r>
-    </w:p>
-    <w:p>
-      <w:pPr/>
       <w:r>
-        <w:t>Every organism on Earth uses the same convention, with a handful of minor dialects.</w:t>
+        <w:rPr>
+          <w:b/>
+        </w:rPr>
+        <w:t>genetic code</w:t>
       </w:r>
-    </w:p>
-    <w:p>
-      <w:pPr/>
       <w:r>
-        <w:t>If life had started twice, we would expect two conventions.</w:t>
+        <w:t xml:space="preserve"> is the cell's rulebook.</w:t>
       </w:r>
-    </w:p>
-    <w:p>
-      <w:pPr/>
       <w:r>
-        <w:t>We find one.</w:t>
+        <w:br/>
+        <w:br/>
+        <w:t>It maps three-letter chunks of DNA to specific amino acids, the small building blocks that link up to make proteins.</w:t>
       </w:r>
-    </w:p>
-    <w:p>
-      <w:pPr/>
       <w:r>
-        <w:t>The same is true of the molecules of the ribosome, the direction in which DNA is read, and the particular mirror-image forms of the building blocks.</w:t>
+        <w:br/>
+        <w:br/>
+        <w:t>There is no chemical law forcing any one chunk to mean any one amino acid.</w:t>
       </w:r>
-    </w:p>
-    <w:p>
-      <w:pPr/>
       <w:r>
-        <w:t>Life could have made these choices many ways.</w:t>
+        <w:br/>
+        <w:br/>
+        <w:t>The assignment could have gone many other ways.</w:t>
       </w:r>
-    </w:p>
-    <w:p>
-      <w:pPr/>
       <w:r>
-        <w:t>It made them once.</w:t>
+        <w:br/>
+        <w:br/>
+        <w:t>It is a convention, the same way driving on the right side of the road is a convention, not a law of physics.</w:t>
+      </w:r>
+      <w:r>
+        <w:br/>
+        <w:br/>
+        <w:t>Every organism on Earth follows the same convention, give or take a few minor local dialects.</w:t>
+      </w:r>
+      <w:r>
+        <w:br/>
+        <w:br/>
+        <w:t>If life had started from scratch twice, independently, you would expect two different rulebooks.</w:t>
+      </w:r>
+      <w:r>
+        <w:br/>
+        <w:br/>
+        <w:t>We find only one.</w:t>
+      </w:r>
+      <w:r>
+        <w:br/>
+        <w:br/>
+        <w:t>The same pattern shows up in the ribosome's building blocks and in which direction DNA gets read.</w:t>
+      </w:r>
+      <w:r>
+        <w:br/>
+        <w:br/>
+        <w:t>It also shows up in which mirror-image version of certain molecules life uses.</w:t>
+      </w:r>
+      <w:r>
+        <w:br/>
+        <w:br/>
+        <w:t>Life could have made each of these choices in many different ways.</w:t>
+      </w:r>
+      <w:r>
+        <w:br/>
+        <w:br/>
+        <w:t>It only made them once.</w:t>
       </w:r>
     </w:p>
     <w:p>
       <w:pPr>
         <w:pStyle w:val="Heading1"/>
+        <w:ind w:left="0" w:right="0" w:firstLine="0"/>
+        <w:jc w:val="center"/>
       </w:pPr>
       <w:r>
         <w:t>Three Domains, Read From One Molecule</w:t>
       </w:r>
     </w:p>
     <w:p>
-      <w:pPr/>
+      <w:pPr>
+        <w:ind w:left="0" w:right="0" w:firstLine="0"/>
+        <w:jc w:val="center"/>
+      </w:pPr>
       <w:r>
-        <w:t>For most of the twentieth century, biologists divided cells into two kinds: those with a nucleus and those without.</w:t>
+        <w:t>For most of the twentieth century, biologists split cells into two simple groups: those with a nucleus, and those without one.</w:t>
       </w:r>
-    </w:p>
-    <w:p>
-      <w:pPr/>
       <w:r>
-        <w:t>In the 1970s, Carl Woese decided to sort organisms by something more fundamental than what they looked like.</w:t>
+        <w:br/>
+        <w:br/>
+        <w:t>A nucleus is a small sealed compartment inside a cell that holds its DNA.</w:t>
       </w:r>
-    </w:p>
-    <w:p>
-      <w:pPr/>
       <w:r>
-        <w:t>He compared a molecule every cell has, the RNA at the heart of the ribosome, and counted the differences.</w:t>
+        <w:br/>
+        <w:br/>
+        <w:t>In the 1970s, a microbiologist named Carl Woese, the scientist who rewrote life's family tree, tried something new.</w:t>
       </w:r>
-    </w:p>
-    <w:p>
-      <w:pPr/>
       <w:r>
-        <w:t>The result redrew the tree.</w:t>
+        <w:br/>
+        <w:br/>
+        <w:t>Instead of just looking at cells under a microscope, he looked deeper.</w:t>
       </w:r>
-    </w:p>
-    <w:p>
-      <w:pPr/>
       <w:r>
-        <w:t>There were not two great branches but three.</w:t>
+        <w:br/>
+        <w:br/>
+        <w:t>He compared one molecule that every single cell has: the RNA at the core of the ribosome.</w:t>
       </w:r>
-    </w:p>
-    <w:p>
-      <w:pPr/>
       <w:r>
-        <w:t>Bacteria.</w:t>
+        <w:br/>
+        <w:br/>
+        <w:t>Then he counted up the differences between organisms.</w:t>
       </w:r>
-    </w:p>
-    <w:p>
-      <w:pPr/>
       <w:r>
-        <w:t>Archaea, a group that looks like bacteria under a microscope and turns out to be as different from them, in its machinery, as either is from you.</w:t>
+        <w:br/>
+        <w:br/>
+        <w:t>The result rewrote the whole tree of life.</w:t>
       </w:r>
-    </w:p>
-    <w:p>
-      <w:pPr/>
       <w:r>
-        <w:t>And eukaryotes, the cells with a nucleus, which include every animal, plant, fungus, and a great many single-celled organisms.</w:t>
+        <w:br/>
+        <w:br/>
+        <w:t>It turned out there were not two great branches, but three.</w:t>
       </w:r>
-    </w:p>
-    <w:p>
-      <w:pPr/>
       <w:r>
-        <w:t>Woese's tree was resisted for years.</w:t>
+        <w:br/>
+        <w:br/>
+        <w:t>The first branch is bacteria.</w:t>
       </w:r>
-    </w:p>
-    <w:p>
-      <w:pPr/>
       <w:r>
-        <w:t>It is now the standard map, and it holds a surprise that Chapter 13 will open: the eukaryote branch did not simply grow. It was assembled.</w:t>
+        <w:br/>
+        <w:br/>
+        <w:t>The second is archaea, said “ar-KEY-uh.”</w:t>
+      </w:r>
+      <w:r>
+        <w:br/>
+        <w:br/>
+        <w:t>Under a microscope, archaea look like bacteria.</w:t>
+      </w:r>
+      <w:r>
+        <w:br/>
+        <w:br/>
+        <w:t>But in their inner machinery, they turn out to be just as different from bacteria as either group is from you.</w:t>
+      </w:r>
+      <w:r>
+        <w:br/>
+        <w:br/>
+        <w:t>The third branch is eukaryotes, cells built around a nucleus.</w:t>
+      </w:r>
+      <w:r>
+        <w:br/>
+        <w:br/>
+        <w:t>Every animal, plant, and fungus is a eukaryote, along with plenty of single-celled organisms too.</w:t>
+      </w:r>
+      <w:r>
+        <w:br/>
+        <w:br/>
+        <w:t>For years, other biologists resisted Woese's three-branch tree.</w:t>
+      </w:r>
+      <w:r>
+        <w:br/>
+        <w:br/>
+        <w:t>Today it is the standard map of life.</w:t>
+      </w:r>
+      <w:r>
+        <w:br/>
+        <w:br/>
+        <w:t>It also holds a surprise, one this book returns to later.</w:t>
+      </w:r>
+      <w:r>
+        <w:br/>
+        <w:br/>
+        <w:t>The eukaryote branch, the one your own cells belong to, did not simply grow bigger over time.</w:t>
+      </w:r>
+      <w:r>
+        <w:br/>
+        <w:br/>
+        <w:t>It was assembled, built by merging separate pieces together.</w:t>
       </w:r>
     </w:p>
     <w:p>
       <w:pPr>
         <w:pStyle w:val="Heading1"/>
+        <w:ind w:left="0" w:right="0" w:firstLine="0"/>
+        <w:jc w:val="center"/>
       </w:pPr>
       <w:r>
         <w:t>The Tree Is Also a Web</w:t>
       </w:r>
     </w:p>
     <w:p>
-      <w:pPr/>
+      <w:pPr>
+        <w:ind w:left="0" w:right="0" w:firstLine="0"/>
+        <w:jc w:val="center"/>
+      </w:pPr>
       <w:r>
-        <w:t>Trees have a rule. Branches split and never rejoin.</w:t>
+        <w:t>Ordinary trees follow one rule: branches split apart, and they never rejoin.</w:t>
       </w:r>
-    </w:p>
-    <w:p>
-      <w:pPr/>
       <w:r>
-        <w:t>Microbes break the rule constantly.</w:t>
+        <w:br/>
+        <w:br/>
+        <w:t>Microbes break that rule all the time.</w:t>
       </w:r>
-    </w:p>
-    <w:p>
-      <w:pPr/>
       <w:r>
-        <w:t>A bacterium can pick up a gene from a neighbor, from a dead cell's debris, or from a virus, and pass it to its descendants.</w:t>
+        <w:br/>
+        <w:br/>
+        <w:t>A single bacterium can pick up a gene from a neighboring cell, from the leftover debris of a dead cell, or from a virus.</w:t>
       </w:r>
-    </w:p>
-    <w:p>
-      <w:pPr/>
       <w:r>
-        <w:t>Biologists call this horizontal gene transfer.</w:t>
+        <w:br/>
+        <w:br/>
+        <w:t>It can then pass that borrowed gene on to its own descendants.</w:t>
       </w:r>
-    </w:p>
-    <w:p>
-      <w:pPr/>
       <w:r>
-        <w:t>It is how antibiotic resistance spreads from one species to another in a hospital, and it has been going on for billions of years.</w:t>
+        <w:br/>
+        <w:br/>
+        <w:t xml:space="preserve">Biologists call this </w:t>
       </w:r>
-    </w:p>
-    <w:p>
-      <w:pPr/>
       <w:r>
-        <w:t>In the deep past, when cells were simpler and their machinery less specialized, gene swapping was probably rampant.</w:t>
+        <w:rPr>
+          <w:b/>
+        </w:rPr>
+        <w:t>horizontal gene transfer</w:t>
       </w:r>
-    </w:p>
-    <w:p>
-      <w:pPr/>
       <w:r>
-        <w:t>So the base of the tree of life is not a clean trunk.</w:t>
+        <w:t>, meaning genes moving sideways between organisms instead of straight down from parent to offspring.</w:t>
       </w:r>
-    </w:p>
-    <w:p>
-      <w:pPr/>
       <w:r>
-        <w:t>It is a web, a tangle in which lineages traded parts, and the three domains emerged from the tangle rather than splitting from a single stem.</w:t>
+        <w:br/>
+        <w:br/>
+        <w:t>This is exactly how antibiotic resistance spreads from one bacterial species to another inside a hospital.</w:t>
       </w:r>
-    </w:p>
-    <w:p>
-      <w:pPr/>
       <w:r>
-        <w:t>The village analogy for LUCA is not a metaphor.</w:t>
+        <w:br/>
+        <w:br/>
+        <w:t>And it has been happening for billions of years.</w:t>
       </w:r>
-    </w:p>
-    <w:p>
-      <w:pPr/>
       <w:r>
-        <w:t>It is roughly what the evidence shows.</w:t>
+        <w:br/>
+        <w:br/>
+        <w:t>Deep in the past, when cells were simpler and their machinery less specialized, this kind of gene swapping was probably everywhere.</w:t>
+      </w:r>
+      <w:r>
+        <w:br/>
+        <w:br/>
+        <w:t>So the base of the tree of life is not one clean trunk.</w:t>
+      </w:r>
+      <w:r>
+        <w:br/>
+        <w:br/>
+        <w:t>It is more like a web: a tangle where different lineages traded parts freely.</w:t>
+      </w:r>
+      <w:r>
+        <w:br/>
+        <w:br/>
+        <w:t>The three domains gradually emerged from that tangle, instead of splitting cleanly from a single stem.</w:t>
+      </w:r>
+      <w:r>
+        <w:br/>
+        <w:br/>
+        <w:t>Remember that village of cells from a few pages back, the one we used to picture LUCA?</w:t>
+      </w:r>
+      <w:r>
+        <w:br/>
+        <w:br/>
+        <w:t>That was not just a convenient metaphor.</w:t>
+      </w:r>
+      <w:r>
+        <w:br/>
+        <w:br/>
+        <w:t>It is roughly what the actual evidence shows.</w:t>
       </w:r>
     </w:p>
     <w:p>
       <w:pPr>
         <w:pStyle w:val="Heading1"/>
+        <w:ind w:left="0" w:right="0" w:firstLine="0"/>
+        <w:jc w:val="center"/>
       </w:pPr>
       <w:r>
         <w:t>The Battery Every Cell Runs On</w:t>
       </w:r>
     </w:p>
     <w:p>
-      <w:pPr/>
+      <w:pPr>
+        <w:ind w:left="0" w:right="0" w:firstLine="0"/>
+        <w:jc w:val="center"/>
+      </w:pPr>
       <w:r>
-        <w:t>Chapter 2 said the cell's energy currency is ATP.</w:t>
+        <w:t>Chapter 2 called the cell's energy currency ATP, the small molecule that pays for nearly everything a cell does.</w:t>
       </w:r>
-    </w:p>
-    <w:p>
-      <w:pPr/>
       <w:r>
-        <w:t>It did not say how the cell mints it.</w:t>
+        <w:br/>
+        <w:br/>
+        <w:t>That chapter did not explain how a cell actually makes it.</w:t>
       </w:r>
-    </w:p>
-    <w:p>
-      <w:pPr/>
       <w:r>
-        <w:t>The answer was worked out by Peter Mitchell in the 1960s and was thought so strange that it took a decade to be accepted.</w:t>
+        <w:br/>
+        <w:br/>
+        <w:t>A British biochemist named Peter Mitchell worked out the answer in the 1960s.</w:t>
       </w:r>
-    </w:p>
-    <w:p>
-      <w:pPr/>
       <w:r>
-        <w:t>A cell pumps protons, the nuclei of hydrogen atoms, across a membrane, using energy from food or light to do so.</w:t>
+        <w:br/>
+        <w:br/>
+        <w:t>His idea seemed so strange that it took about ten years for other scientists to accept it.</w:t>
       </w:r>
-    </w:p>
-    <w:p>
-      <w:pPr/>
       <w:r>
-        <w:t>That builds up a difference: more protons on one side than the other.</w:t>
+        <w:br/>
+        <w:br/>
+        <w:t>Here is the idea.</w:t>
       </w:r>
-    </w:p>
-    <w:p>
-      <w:pPr/>
       <w:r>
-        <w:t>The difference is a stored charge, like a battery.</w:t>
+        <w:br/>
+        <w:br/>
+        <w:t>A cell pumps protons, which are just the positively charged cores of hydrogen atoms, across a membrane.</w:t>
       </w:r>
-    </w:p>
-    <w:p>
-      <w:pPr/>
       <w:r>
-        <w:t>The protons are then allowed to flow back through a molecular turbine embedded in the membrane, and the turbine's turning makes ATP.</w:t>
+        <w:br/>
+        <w:br/>
+        <w:t>It spends energy from food or sunlight to do this pumping.</w:t>
       </w:r>
-    </w:p>
-    <w:p>
-      <w:pPr/>
       <w:r>
-        <w:t>Mitchell called the idea chemiosmosis.</w:t>
+        <w:br/>
+        <w:br/>
+        <w:t>That pumping builds up an imbalance: more protons crowd on one side of the membrane than the other.</w:t>
       </w:r>
-    </w:p>
-    <w:p>
-      <w:pPr/>
       <w:r>
-        <w:t>It is universal.</w:t>
+        <w:br/>
+        <w:br/>
+        <w:t>Think of that imbalance as a charged battery, storing energy for later use.</w:t>
       </w:r>
-    </w:p>
-    <w:p>
-      <w:pPr/>
       <w:r>
-        <w:t>Bacteria do it across their outer membrane. Plants do it inside chloroplasts. You do it inside the mitochondria of every cell, right now, several thousand times per second per turbine.</w:t>
+        <w:br/>
+        <w:br/>
+        <w:t>The protons are then let back through a tiny molecular turbine sitting in the membrane.</w:t>
       </w:r>
-    </w:p>
-    <w:p>
-      <w:pPr/>
       <w:r>
+        <w:br/>
+        <w:br/>
+        <w:t>As they flow through, the spinning turbine builds ATP.</w:t>
+      </w:r>
+      <w:r>
+        <w:br/>
+        <w:br/>
+        <w:t xml:space="preserve">Mitchell named this whole process </w:t>
+      </w:r>
+      <w:r>
+        <w:rPr>
+          <w:b/>
+        </w:rPr>
+        <w:t>chemiosmosis</w:t>
+      </w:r>
+      <w:r>
+        <w:t>.</w:t>
+      </w:r>
+      <w:r>
+        <w:br/>
+        <w:br/>
+        <w:t>And it turns out to be universal.</w:t>
+      </w:r>
+      <w:r>
+        <w:br/>
+        <w:br/>
+        <w:t>Bacteria run it across their outer membrane.</w:t>
+      </w:r>
+      <w:r>
+        <w:br/>
+        <w:br/>
+        <w:t>Plants run it inside their chloroplasts, the tiny solar-powered factories in every leaf cell.</w:t>
+      </w:r>
+      <w:r>
+        <w:br/>
+        <w:br/>
+        <w:t>You are running it right now, inside the mitochondria of every one of your cells.</w:t>
+      </w:r>
+      <w:r>
+        <w:br/>
+        <w:br/>
+        <w:t>It happens several thousand times a second, in every single turbine.</w:t>
+      </w:r>
+      <w:r>
+        <w:br/>
+        <w:br/>
         <w:t>The oldest living cells already had this trick.</w:t>
       </w:r>
-    </w:p>
-    <w:p>
-      <w:pPr/>
       <w:r>
-        <w:t>It may be as old as life itself, and it is one reason origin-of-life researchers are so interested in the natural proton gradients of alkaline vents.</w:t>
+        <w:br/>
+        <w:br/>
+        <w:t>It may be as old as life itself.</w:t>
+      </w:r>
+      <w:r>
+        <w:br/>
+        <w:br/>
+        <w:t>That is one reason origin-of-life researchers pay so much attention to alkaline vents on the ocean floor.</w:t>
+      </w:r>
+      <w:r>
+        <w:br/>
+        <w:br/>
+        <w:t>Those vents produce natural proton gradients, just like the ones early cells learned to use.</w:t>
       </w:r>
     </w:p>
     <w:p>
       <w:pPr>
         <w:pStyle w:val="Heading1"/>
+        <w:ind w:left="0" w:right="0" w:firstLine="0"/>
+        <w:jc w:val="center"/>
       </w:pPr>
       <w:r>
         <w:t>The First Pollution Disaster</w:t>
       </w:r>
     </w:p>
     <w:p>
-      <w:pPr/>
+      <w:pPr>
+        <w:ind w:left="0" w:right="0" w:firstLine="0"/>
+        <w:jc w:val="center"/>
+      </w:pPr>
       <w:r>
-        <w:t>For its first billion years or so, life ran on chemical fuel from rocks and vents.</w:t>
+        <w:t>For roughly its first billion years, life ran on chemical fuel seeping out of rocks and vents.</w:t>
       </w:r>
-    </w:p>
-    <w:p>
-      <w:pPr/>
       <w:r>
-        <w:t>Then some bacteria learned to use sunlight.</w:t>
+        <w:br/>
+        <w:br/>
+        <w:t>Then some bacteria learned a new trick: using sunlight directly.</w:t>
       </w:r>
-    </w:p>
-    <w:p>
-      <w:pPr/>
       <w:r>
-        <w:t>The earliest versions were modest. The later version was not.</w:t>
+        <w:br/>
+        <w:br/>
+        <w:t>The earliest sunlight-users were modest.</w:t>
       </w:r>
-    </w:p>
-    <w:p>
-      <w:pPr/>
       <w:r>
-        <w:t>Cyanobacteria evolved a way to split water with light, taking the hydrogen and throwing away the oxygen.</w:t>
+        <w:br/>
+        <w:br/>
+        <w:t>A later group was not.</w:t>
       </w:r>
-    </w:p>
-    <w:p>
-      <w:pPr/>
       <w:r>
-        <w:t>Oxygen was waste.</w:t>
+        <w:br/>
+        <w:br/>
+        <w:t>A kind of bacteria called cyanobacteria evolved a way to split water apart using light.</w:t>
       </w:r>
-    </w:p>
-    <w:p>
-      <w:pPr/>
       <w:r>
-        <w:t>It was also, to almost everything alive at the time, poison.</w:t>
+        <w:br/>
+        <w:br/>
+        <w:t>They kept the hydrogen for themselves and threw away the oxygen as waste.</w:t>
       </w:r>
-    </w:p>
-    <w:p>
-      <w:pPr/>
       <w:r>
-        <w:t>For a long while the planet absorbed it. Iron dissolved in the oceans rusted out, leaving banded layers of red rock that mining companies still dig.</w:t>
+        <w:br/>
+        <w:br/>
+        <w:t>Oxygen, to them, was just garbage.</w:t>
       </w:r>
-    </w:p>
-    <w:p>
-      <w:pPr/>
       <w:r>
-        <w:t>Then the sinks filled.</w:t>
+        <w:br/>
+        <w:br/>
+        <w:t>But to almost every other living thing at the time, it was poison.</w:t>
       </w:r>
-    </w:p>
-    <w:p>
-      <w:pPr/>
       <w:r>
-        <w:t>Around two point four billion years ago, oxygen began to build up in the atmosphere.</w:t>
+        <w:br/>
+        <w:br/>
+        <w:t>For a long while, the planet quietly absorbed that garbage.</w:t>
       </w:r>
-    </w:p>
-    <w:p>
-      <w:pPr/>
       <w:r>
-        <w:t>Geologists call it the Great Oxidation Event.</w:t>
+        <w:br/>
+        <w:br/>
+        <w:t>Dissolved iron in the oceans rusted solid and sank to the seafloor.</w:t>
       </w:r>
-    </w:p>
-    <w:p>
-      <w:pPr/>
       <w:r>
-        <w:t>It was the first time life changed the chemistry of the whole planet, and it was probably a catastrophe for most of the microbes then living.</w:t>
+        <w:br/>
+        <w:br/>
+        <w:t>That left the banded layers of red rock that mining companies still dig up today.</w:t>
       </w:r>
-    </w:p>
-    <w:p>
-      <w:pPr/>
       <w:r>
-        <w:t>The survivors included some that learned to use oxygen rather than avoid it.</w:t>
+        <w:br/>
+        <w:br/>
+        <w:t>Then the planet's rust-buckets filled up.</w:t>
       </w:r>
-    </w:p>
-    <w:p>
-      <w:pPr/>
       <w:r>
-        <w:t>Burning food with oxygen releases far more energy than the older methods.</w:t>
+        <w:br/>
+        <w:br/>
+        <w:t>Around two point four billion years ago, oxygen began piling up in the atmosphere itself, with nowhere left to soak it up.</w:t>
       </w:r>
-    </w:p>
-    <w:p>
-      <w:pPr/>
       <w:r>
-        <w:t>Every large, active, warm-blooded creature that ever lived runs on the exhaust of that ancient disaster.</w:t>
+        <w:br/>
+        <w:br/>
+        <w:t xml:space="preserve">Geologists call this the </w:t>
+      </w:r>
+      <w:r>
+        <w:rPr>
+          <w:b/>
+        </w:rPr>
+        <w:t>Great Oxidation Event</w:t>
+      </w:r>
+      <w:r>
+        <w:t>.</w:t>
+      </w:r>
+      <w:r>
+        <w:br/>
+        <w:br/>
+        <w:t>It was the first time any form of life changed the chemistry of an entire planet.</w:t>
+      </w:r>
+      <w:r>
+        <w:br/>
+        <w:br/>
+        <w:t>It was probably a disaster for most of the microbes alive at the time.</w:t>
+      </w:r>
+      <w:r>
+        <w:br/>
+        <w:br/>
+        <w:t>Among the survivors were some that learned to use oxygen instead of hiding from it.</w:t>
+      </w:r>
+      <w:r>
+        <w:br/>
+        <w:br/>
+        <w:t>Burning food with oxygen releases far more energy than the older, chemical-fuel methods ever could.</w:t>
+      </w:r>
+      <w:r>
+        <w:br/>
+        <w:br/>
+        <w:t>Every large, active, warm-blooded animal that has ever lived, including you, runs on the exhaust from that ancient pollution disaster.</w:t>
       </w:r>
     </w:p>
     <w:p>
       <w:pPr>
         <w:pStyle w:val="Heading1"/>
+        <w:ind w:left="0" w:right="0" w:firstLine="0"/>
+        <w:jc w:val="center"/>
       </w:pPr>
       <w:r>
         <w:t>Who Actually Runs the Planet</w:t>
       </w:r>
     </w:p>
     <w:p>
-      <w:pPr/>
+      <w:pPr>
+        <w:ind w:left="0" w:right="0" w:firstLine="0"/>
+        <w:jc w:val="center"/>
+      </w:pPr>
       <w:r>
-        <w:t>It is natural to think of the living world as animals and plants with some microbes in the background.</w:t>
+        <w:t>It feels natural to picture the living world as mostly animals and plants, with a few microbes lurking in the background.</w:t>
       </w:r>
-    </w:p>
-    <w:p>
-      <w:pPr/>
       <w:r>
-        <w:t>The numbers say the reverse.</w:t>
+        <w:br/>
+        <w:br/>
+        <w:t>The actual numbers say the opposite.</w:t>
       </w:r>
-    </w:p>
-    <w:p>
-      <w:pPr/>
       <w:r>
-        <w:t>A single gram of soil holds on the order of a billion bacteria.</w:t>
+        <w:br/>
+        <w:br/>
+        <w:t>A single gram of ordinary soil, about the size of a raisin, holds roughly a billion bacteria.</w:t>
       </w:r>
-    </w:p>
-    <w:p>
-      <w:pPr/>
       <w:r>
-        <w:t>Your body carries roughly as many bacterial cells as human ones, most of them in the gut.</w:t>
+        <w:br/>
+        <w:br/>
+        <w:t>Your own body carries roughly as many bacterial cells as human cells, most of them living quietly in your gut.</w:t>
       </w:r>
-    </w:p>
-    <w:p>
-      <w:pPr/>
       <w:r>
-        <w:t>By weight, bacteria and archaea together outmass all the animals on Earth many times over, and that is before counting the microbes living in rock deep underground, where they may make up a large share of all life.</w:t>
+        <w:br/>
+        <w:br/>
+        <w:t>By total weight, bacteria and archaea together outweigh every animal on Earth combined, many times over.</w:t>
       </w:r>
-    </w:p>
-    <w:p>
-      <w:pPr/>
       <w:r>
-        <w:t>Microbes also do the chemistry that keeps the rest going.</w:t>
+        <w:br/>
+        <w:br/>
+        <w:t>And that is before counting the microbes living deep underground in solid rock.</w:t>
       </w:r>
-    </w:p>
-    <w:p>
-      <w:pPr/>
       <w:r>
-        <w:t>They pull nitrogen from the air into a form plants can use. They return it to the air. They turn dead things back into raw materials. They produce a large fraction of the oxygen you breathe, in the ocean, invisibly.</w:t>
+        <w:br/>
+        <w:br/>
+        <w:t>Down there, microbes may make up a huge share of all life on the planet.</w:t>
       </w:r>
-    </w:p>
-    <w:p>
-      <w:pPr/>
       <w:r>
-        <w:t>Every cycle that keeps the surface habitable has microbes at its hinges.</w:t>
+        <w:br/>
+        <w:br/>
+        <w:t>Microbes also run the chemistry that keeps everything else alive.</w:t>
       </w:r>
-    </w:p>
-    <w:p>
-      <w:pPr/>
       <w:r>
-        <w:t>Animals are a recent decoration.</w:t>
+        <w:br/>
+        <w:br/>
+        <w:t>They pull nitrogen out of the air and turn it into a form plants can actually use.</w:t>
+      </w:r>
+      <w:r>
+        <w:br/>
+        <w:br/>
+        <w:t>Later, they hand that nitrogen back to the air again.</w:t>
+      </w:r>
+      <w:r>
+        <w:br/>
+        <w:br/>
+        <w:t>They break dead things back down into raw materials.</w:t>
+      </w:r>
+      <w:r>
+        <w:br/>
+        <w:br/>
+        <w:t>They also produce a large share of the oxygen you breathe, quietly, out in the open ocean, where nobody sees it happen.</w:t>
+      </w:r>
+      <w:r>
+        <w:br/>
+        <w:br/>
+        <w:t>Microbes sit at the hinge of every cycle that keeps Earth's surface livable.</w:t>
+      </w:r>
+      <w:r>
+        <w:br/>
+        <w:br/>
+        <w:t>Animals, by comparison, are a recent decoration on top of all that.</w:t>
       </w:r>
     </w:p>
     <w:p>
       <w:pPr>
         <w:pStyle w:val="Heading1"/>
+        <w:ind w:left="0" w:right="0" w:firstLine="0"/>
+        <w:jc w:val="center"/>
       </w:pPr>
       <w:r>
         <w:t>Why Complexity Waited</w:t>
       </w:r>
     </w:p>
     <w:p>
-      <w:pPr/>
+      <w:pPr>
+        <w:ind w:left="0" w:right="0" w:firstLine="0"/>
+        <w:jc w:val="center"/>
+      </w:pPr>
       <w:r>
-        <w:t>Here is a puzzle that will take a later chapter to answer.</w:t>
+        <w:t>Here is a puzzle that a later chapter will answer.</w:t>
       </w:r>
-    </w:p>
-    <w:p>
-      <w:pPr/>
       <w:r>
-        <w:t>Life appeared quickly, within the first billion years of the planet.</w:t>
+        <w:br/>
+        <w:br/>
+        <w:t>Life appeared quickly, within the first billion years of Earth's history.</w:t>
       </w:r>
-    </w:p>
-    <w:p>
-      <w:pPr/>
       <w:r>
-        <w:t>Then it stayed microscopic for the better part of three billion years.</w:t>
+        <w:br/>
+        <w:br/>
+        <w:t>Then it stayed microscopic, too small to see, for roughly the next three billion years.</w:t>
       </w:r>
-    </w:p>
-    <w:p>
-      <w:pPr/>
       <w:r>
-        <w:t>Bacteria and archaea are astonishingly inventive chemists. In three billion years they explored nearly every way of making a living that chemistry allows.</w:t>
+        <w:br/>
+        <w:br/>
+        <w:t>Bacteria and archaea are astonishingly inventive chemists.</w:t>
       </w:r>
-    </w:p>
-    <w:p>
-      <w:pPr/>
       <w:r>
-        <w:t>What they did not do was get big.</w:t>
+        <w:br/>
+        <w:br/>
+        <w:t>Given three billion years, they tried out nearly every way of making a living that chemistry allows.</w:t>
       </w:r>
-    </w:p>
-    <w:p>
-      <w:pPr/>
       <w:r>
-        <w:t>They did not build the large, complicated cells that make animals and plants possible.</w:t>
+        <w:br/>
+        <w:br/>
+        <w:t>What they never did, in all that time, was get big.</w:t>
       </w:r>
-    </w:p>
-    <w:p>
-      <w:pPr/>
       <w:r>
-        <w:t>That step happened once, as far as we can tell, and it happened late.</w:t>
+        <w:br/>
+        <w:br/>
+        <w:t>They never built the large, complicated cells that make animals and plants possible.</w:t>
       </w:r>
-    </w:p>
-    <w:p>
-      <w:pPr/>
       <w:r>
-        <w:t>Chapter 13 will argue that the reason was energy: a bacterium cannot afford the enormous genome a complex cell needs, and the solution was not an invention but a merger.</w:t>
+        <w:br/>
+        <w:br/>
+        <w:t>As far as anyone can tell, that step happened only once, and it happened late.</w:t>
       </w:r>
-    </w:p>
-    <w:p>
-      <w:pPr/>
       <w:r>
-        <w:t>For now, the fact is enough.</w:t>
+        <w:br/>
+        <w:br/>
+        <w:t>Chapter 13 will make the case that the holdup was energy.</w:t>
       </w:r>
-    </w:p>
-    <w:p>
-      <w:pPr/>
       <w:r>
-        <w:t>The longest chapter of life's history is the one in which nothing seemed to happen.</w:t>
+        <w:br/>
+        <w:br/>
+        <w:t>A bacterium simply cannot afford the enormous genome a complex cell needs.</w:t>
+      </w:r>
+      <w:r>
+        <w:br/>
+        <w:br/>
+        <w:t>The eventual fix was not a clever invention, but a merger between two different cells.</w:t>
+      </w:r>
+      <w:r>
+        <w:br/>
+        <w:br/>
+        <w:t>For now, one plain fact is enough.</w:t>
+      </w:r>
+      <w:r>
+        <w:br/>
+        <w:br/>
+        <w:t>The longest chapter in the history of life is the one where almost nothing seemed to happen.</w:t>
       </w:r>
     </w:p>
     <w:p>
       <w:pPr>
         <w:pStyle w:val="Heading1"/>
+        <w:ind w:left="0" w:right="0" w:firstLine="0"/>
+        <w:jc w:val="center"/>
       </w:pPr>
       <w:r>
         <w:t>The Physics Inside</w:t>
       </w:r>
     </w:p>
     <w:p>
-      <w:pPr/>
+      <w:pPr>
+        <w:ind w:left="0" w:right="0" w:firstLine="0"/>
+        <w:jc w:val="center"/>
+      </w:pPr>
       <w:r>
-        <w:t>Step inside one of those early cells for a moment.</w:t>
+        <w:t>Picture yourself shrinking down and stepping inside one of those early cells.</w:t>
       </w:r>
-    </w:p>
-    <w:p>
-      <w:pPr/>
       <w:r>
-        <w:t>Protons are being pumped across a membrane a few billionths of a meter thick.</w:t>
+        <w:br/>
+        <w:br/>
+        <w:t>Protons are being pumped across a membrane only a few billionths of a meter thick.</w:t>
       </w:r>
-    </w:p>
-    <w:p>
-      <w:pPr/>
       <w:r>
-        <w:t>Electrons are being handed from one molecule to the next down a chain, each handoff releasing a little energy.</w:t>
+        <w:br/>
+        <w:br/>
+        <w:t>That is thinner than anything you could actually picture.</w:t>
       </w:r>
-    </w:p>
-    <w:p>
-      <w:pPr/>
       <w:r>
-        <w:t>Enzymes are lowering barriers so that reactions run at the temperature of pond water.</w:t>
+        <w:br/>
+        <w:br/>
+        <w:t>Electrons are being passed from one molecule to the next down a chain, like a bucket brigade.</w:t>
       </w:r>
-    </w:p>
-    <w:p>
-      <w:pPr/>
       <w:r>
-        <w:t>Every one of those events is, at bottom, quantum mechanical.</w:t>
+        <w:br/>
+        <w:br/>
+        <w:t>Each handoff releases a little burst of energy.</w:t>
       </w:r>
-    </w:p>
-    <w:p>
-      <w:pPr/>
       <w:r>
-        <w:t>Chapter 2 warned against making too much of that.</w:t>
+        <w:br/>
+        <w:br/>
+        <w:t>Enzymes are lowering the energy barriers in the way.</w:t>
       </w:r>
-    </w:p>
-    <w:p>
-      <w:pPr/>
       <w:r>
-        <w:t>But there are places, in the handoff of an electron, in the jump of a proton, in the capture of a photon by a pigment, where the quantum rules might do more than sit in the basement.</w:t>
+        <w:br/>
+        <w:br/>
+        <w:t>That lets reactions run smoothly, even at the mild temperature of ordinary pond water.</w:t>
       </w:r>
-    </w:p>
-    <w:p>
-      <w:pPr/>
       <w:r>
-        <w:t>They might be part of the machinery.</w:t>
+        <w:br/>
+        <w:br/>
+        <w:t>Every single one of those events is, underneath it all, governed by quantum mechanics.</w:t>
       </w:r>
-    </w:p>
-    <w:p>
-      <w:pPr/>
       <w:r>
+        <w:br/>
+        <w:br/>
+        <w:t>Quantum mechanics is the strange rulebook that governs matter at the smallest scales.</w:t>
+      </w:r>
+      <w:r>
+        <w:br/>
+        <w:br/>
+        <w:t>An earlier chapter warned against reading too much into that fact.</w:t>
+      </w:r>
+      <w:r>
+        <w:br/>
+        <w:br/>
+        <w:t>Nearly everything is quantum mechanical if you zoom in far enough, so that alone proves nothing special.</w:t>
+      </w:r>
+      <w:r>
+        <w:br/>
+        <w:br/>
+        <w:t>But there are specific moments where the quantum rules might do more than sit quietly in the basement.</w:t>
+      </w:r>
+      <w:r>
+        <w:br/>
+        <w:br/>
+        <w:t>An electron changing hands, a proton making its jump, a pigment molecule catching a single particle of light.</w:t>
+      </w:r>
+      <w:r>
+        <w:br/>
+        <w:br/>
+        <w:t>They might actually be part of the working machinery.</w:t>
+      </w:r>
+      <w:r>
+        <w:br/>
+        <w:br/>
         <w:t>That is the question the next chapter takes up.</w:t>
       </w:r>
     </w:p>
     <w:p>
       <w:pPr>
         <w:pStyle w:val="Heading1"/>
+        <w:ind w:left="0" w:right="0" w:firstLine="0"/>
+        <w:jc w:val="center"/>
       </w:pPr>
       <w:r>
         <w:t>The Punchline</w:t>
       </w:r>
     </w:p>
     <w:p>
-      <w:pPr/>
+      <w:pPr>
+        <w:ind w:left="0" w:right="0" w:firstLine="0"/>
+        <w:jc w:val="center"/>
+      </w:pPr>
       <w:r>
-        <w:t>Life on Earth started early and stayed small.</w:t>
+        <w:t>Life on Earth started early, and it stayed small for a very long time.</w:t>
       </w:r>
-    </w:p>
-    <w:p>
-      <w:pPr/>
       <w:r>
-        <w:t>For most of the planet's history, the only living things were cells too small to see, and they were busy.</w:t>
+        <w:br/>
+        <w:br/>
+        <w:t>For most of the planet's history, the only living things were cells too small to see.</w:t>
       </w:r>
-    </w:p>
-    <w:p>
-      <w:pPr/>
       <w:r>
-        <w:t>They invented the machinery every later organism still uses: the genetic code, the ribosome, the proton battery.</w:t>
+        <w:br/>
+        <w:br/>
+        <w:t>They were not idle.</w:t>
       </w:r>
-    </w:p>
-    <w:p>
-      <w:pPr/>
       <w:r>
-        <w:t>They swapped genes across a web instead of a tree.</w:t>
+        <w:br/>
+        <w:br/>
+        <w:t>They invented the machinery every later organism still relies on: the genetic code, the ribosome, the proton battery.</w:t>
       </w:r>
-    </w:p>
-    <w:p>
-      <w:pPr/>
       <w:r>
-        <w:t>They learned to eat sunlight and poisoned the world with oxygen, and then learned to breathe the poison.</w:t>
+        <w:br/>
+        <w:br/>
+        <w:t>They swapped genes back and forth across a web, instead of passing them straight down a simple tree.</w:t>
       </w:r>
-    </w:p>
-    <w:p>
-      <w:pPr/>
       <w:r>
-        <w:t>They still run the planet's chemistry, and they always will.</w:t>
+        <w:br/>
+        <w:br/>
+        <w:t>They learned to eat sunlight and accidentally poisoned the whole world with oxygen.</w:t>
       </w:r>
-    </w:p>
-    <w:p>
-      <w:pPr/>
       <w:r>
-        <w:t>The village we descend from left no monument except one.</w:t>
+        <w:br/>
+        <w:br/>
+        <w:t>Then they learned to breathe the very poison they had made.</w:t>
       </w:r>
-    </w:p>
-    <w:p>
-      <w:pPr/>
       <w:r>
-        <w:t>Everything alive.</w:t>
+        <w:br/>
+        <w:br/>
+        <w:t>They still run the planet's chemistry today, and they always will.</w:t>
+      </w:r>
+      <w:r>
+        <w:br/>
+        <w:br/>
+        <w:t>That village of cells we all descend from left behind no monument, no statue, no single grave.</w:t>
+      </w:r>
+      <w:r>
+        <w:br/>
+        <w:br/>
+        <w:t>Just one thing: everything alive, including you.</w:t>
       </w:r>
     </w:p>
     <w:sectPr>
@@ -1258,12 +1577,12 @@
       <w:outlineLvl w:val="0"/>
     </w:pPr>
     <w:rPr>
-      <w:rFonts w:asciiTheme="majorHAnsi" w:eastAsiaTheme="majorEastAsia" w:hAnsiTheme="majorHAnsi" w:cstheme="majorBidi" w:ascii="Georgia" w:hAnsi="Georgia"/>
+      <w:rFonts w:ascii="Amazon Ember" w:hAnsi="Amazon Ember" w:cs="Amazon Ember"/>
       <w:b/>
       <w:bCs/>
-      <w:color w:val="365F91" w:themeColor="accent1" w:themeShade="BF"/>
-      <w:sz w:val="30"/>
-      <w:szCs w:val="28"/>
+      <w:color w:val="0000FF"/>
+      <w:sz w:val="36"/>
+      <w:szCs w:val="36"/>
     </w:rPr>
   </w:style>
   <w:style w:type="paragraph" w:styleId="Heading2">
@@ -1548,13 +1867,11 @@
       <w:jc w:val="center"/>
     </w:pPr>
     <w:rPr>
-      <w:rFonts w:asciiTheme="majorHAnsi" w:eastAsiaTheme="majorEastAsia" w:hAnsiTheme="majorHAnsi" w:cstheme="majorBidi" w:ascii="Georgia" w:hAnsi="Georgia"/>
+      <w:rFonts w:ascii="Amazon Ember" w:hAnsi="Amazon Ember" w:cs="Amazon Ember"/>
       <w:b/>
-      <w:color w:val="17365D" w:themeColor="text2" w:themeShade="BF"/>
-      <w:spacing w:val="5"/>
-      <w:kern w:val="28"/>
-      <w:sz w:val="40"/>
-      <w:szCs w:val="52"/>
+      <w:color w:val="0000FF"/>
+      <w:sz w:val="36"/>
+      <w:szCs w:val="36"/>
     </w:rPr>
   </w:style>
   <w:style w:type="character" w:customStyle="1" w:styleId="TitleChar">
